--- a/resources/templates/tpl_work_report_outline.docx
+++ b/resources/templates/tpl_work_report_outline.docx
@@ -1,681 +1,7 @@
 
-<file path=word/document.xml><?xml version="1.0" encoding="utf-8"?>
-<w:document xmlns:wpc="http://schemas.microsoft.com/office/word/2010/wordprocessingCanvas" xmlns:mc="http://schemas.openxmlformats.org/markup-compatibility/2006" xmlns:o="urn:schemas-microsoft-com:office:office" xmlns:r="http://schemas.openxmlformats.org/officeDocument/2006/relationships" xmlns:m="http://schemas.openxmlformats.org/officeDocument/2006/math" xmlns:v="urn:schemas-microsoft-com:vml" xmlns:wp14="http://schemas.microsoft.com/office/word/2010/wordprocessingDrawing" xmlns:wp="http://schemas.openxmlformats.org/drawingml/2006/wordprocessingDrawing" xmlns:w="http://schemas.openxmlformats.org/wordprocessingml/2006/main" xmlns:w14="http://schemas.microsoft.com/office/word/2010/wordml" xmlns:w10="urn:schemas-microsoft-com:office:word" xmlns:w15="http://schemas.microsoft.com/office/word/2012/wordml" xmlns:wpg="http://schemas.microsoft.com/office/word/2010/wordprocessingGroup" xmlns:wpi="http://schemas.microsoft.com/office/word/2010/wordprocessingInk" xmlns:wne="http://schemas.microsoft.com/office/word/2006/wordml" xmlns:wps="http://schemas.microsoft.com/office/word/2010/wordprocessingShape" xmlns:wpsCustomData="http://www.wps.cn/officeDocument/2013/wpsCustomData" mc:Ignorable="w14 w15 wp14">
-  <w:body>
-    <w:p>
-      <w:pPr>
-        <w:ind w:firstLine="2160" w:firstLineChars="600"/>
-        <w:rPr>
-          <w:rFonts w:ascii="仿宋_GB2312" w:eastAsia="仿宋_GB2312"/>
-          <w:sz w:val="36"/>
-          <w:szCs w:val="36"/>
-        </w:rPr>
-      </w:pPr>
-      <w:bookmarkStart w:id="0" w:name="_GoBack"/>
-      <w:bookmarkEnd w:id="0"/>
-      <w:r>
-        <w:rPr>
-          <w:rFonts w:hint="eastAsia" w:ascii="仿宋_GB2312" w:eastAsia="仿宋_GB2312"/>
-          <w:sz w:val="36"/>
-          <w:szCs w:val="36"/>
-        </w:rPr>
-        <w:t>经济责任审计述职报告</w:t>
-      </w:r>
-    </w:p>
-    <w:p>
-      <w:pPr>
-        <w:rPr>
-          <w:rFonts w:ascii="仿宋_GB2312" w:eastAsia="仿宋_GB2312"/>
-          <w:sz w:val="28"/>
-          <w:szCs w:val="28"/>
-        </w:rPr>
-      </w:pPr>
-      <w:r>
-        <w:rPr>
-          <w:rFonts w:hint="eastAsia" w:ascii="仿宋_GB2312" w:eastAsia="仿宋_GB2312"/>
-          <w:sz w:val="30"/>
-          <w:szCs w:val="30"/>
-        </w:rPr>
-        <w:t xml:space="preserve">                                -----XXX（述职人）</w:t>
-      </w:r>
-    </w:p>
-    <w:p>
-      <w:pPr>
-        <w:ind w:firstLine="450" w:firstLineChars="150"/>
-        <w:rPr>
-          <w:rFonts w:ascii="仿宋_GB2312" w:eastAsia="仿宋_GB2312"/>
-          <w:sz w:val="30"/>
-          <w:szCs w:val="30"/>
-        </w:rPr>
-      </w:pPr>
-      <w:r>
-        <w:rPr>
-          <w:rFonts w:hint="eastAsia" w:ascii="仿宋_GB2312" w:eastAsia="仿宋_GB2312"/>
-          <w:sz w:val="30"/>
-          <w:szCs w:val="30"/>
-        </w:rPr>
-        <w:t>一、我是XXX年X月至XXX年X月任XXX局（单位）局长（职务称谓）；本人在单位内的分工情况。</w:t>
-      </w:r>
-    </w:p>
-    <w:p>
-      <w:pPr>
-        <w:ind w:firstLine="450" w:firstLineChars="150"/>
-        <w:rPr>
-          <w:rFonts w:ascii="仿宋_GB2312" w:hAnsi="宋体" w:eastAsia="仿宋_GB2312" w:cs="宋体"/>
-          <w:color w:val="000000"/>
-          <w:kern w:val="0"/>
-          <w:sz w:val="30"/>
-          <w:szCs w:val="30"/>
-        </w:rPr>
-      </w:pPr>
-      <w:r>
-        <w:rPr>
-          <w:rFonts w:hint="eastAsia" w:ascii="仿宋_GB2312" w:eastAsia="仿宋_GB2312"/>
-          <w:sz w:val="30"/>
-          <w:szCs w:val="30"/>
-        </w:rPr>
-        <w:t>二、任期内</w:t>
-      </w:r>
-      <w:r>
-        <w:rPr>
-          <w:rFonts w:hint="eastAsia" w:ascii="仿宋_GB2312" w:hAnsi="宋体" w:eastAsia="仿宋_GB2312" w:cs="宋体"/>
-          <w:color w:val="000000"/>
-          <w:kern w:val="0"/>
-          <w:sz w:val="30"/>
-          <w:szCs w:val="30"/>
-        </w:rPr>
-        <w:t xml:space="preserve">本部门（单位）预算执行情况（近3年）； </w:t>
-      </w:r>
-    </w:p>
-    <w:p>
-      <w:pPr>
-        <w:ind w:firstLine="450" w:firstLineChars="150"/>
-        <w:rPr>
-          <w:rFonts w:ascii="仿宋_GB2312" w:hAnsi="宋体" w:eastAsia="仿宋_GB2312" w:cs="宋体"/>
-          <w:color w:val="000000"/>
-          <w:kern w:val="0"/>
-          <w:sz w:val="30"/>
-          <w:szCs w:val="30"/>
-        </w:rPr>
-      </w:pPr>
-      <w:r>
-        <w:rPr>
-          <w:rFonts w:hint="eastAsia" w:ascii="仿宋_GB2312" w:eastAsia="仿宋_GB2312"/>
-          <w:sz w:val="30"/>
-          <w:szCs w:val="30"/>
-        </w:rPr>
-        <w:t>三、任期内</w:t>
-      </w:r>
-      <w:r>
-        <w:rPr>
-          <w:rFonts w:hint="eastAsia" w:ascii="仿宋_GB2312" w:hAnsi="宋体" w:eastAsia="仿宋_GB2312" w:cs="宋体"/>
-          <w:color w:val="000000"/>
-          <w:kern w:val="0"/>
-          <w:sz w:val="30"/>
-          <w:szCs w:val="30"/>
-        </w:rPr>
-        <w:t>本部门（单位）财政收支和财务收支情况（近3年）；资产、负债及所有者权益等经济指标完成或变动情况；任期内固定资产</w:t>
-      </w:r>
-      <w:r>
-        <w:rPr>
-          <w:rFonts w:hint="eastAsia" w:ascii="仿宋_GB2312" w:eastAsia="仿宋_GB2312"/>
-          <w:sz w:val="30"/>
-          <w:szCs w:val="30"/>
-        </w:rPr>
-        <w:t>保值增值</w:t>
-      </w:r>
-      <w:r>
-        <w:rPr>
-          <w:rFonts w:hint="eastAsia" w:ascii="仿宋_GB2312" w:hAnsi="宋体" w:eastAsia="仿宋_GB2312" w:cs="宋体"/>
-          <w:color w:val="000000"/>
-          <w:kern w:val="0"/>
-          <w:sz w:val="30"/>
-          <w:szCs w:val="30"/>
-        </w:rPr>
-        <w:t>管理情况;车辆及管理情况;</w:t>
-      </w:r>
-      <w:r>
-        <w:rPr>
-          <w:rFonts w:hint="eastAsia" w:ascii="仿宋_GB2312" w:eastAsia="仿宋_GB2312"/>
-          <w:sz w:val="30"/>
-          <w:szCs w:val="30"/>
-        </w:rPr>
-        <w:t>专项资金等管理使用情况。</w:t>
-      </w:r>
-    </w:p>
-    <w:p>
-      <w:pPr>
-        <w:ind w:firstLine="450" w:firstLineChars="150"/>
-        <w:rPr>
-          <w:rFonts w:ascii="仿宋_GB2312" w:hAnsi="宋体" w:eastAsia="仿宋_GB2312" w:cs="宋体"/>
-          <w:sz w:val="30"/>
-          <w:szCs w:val="30"/>
-        </w:rPr>
-      </w:pPr>
-      <w:r>
-        <w:rPr>
-          <w:rFonts w:hint="eastAsia" w:ascii="仿宋_GB2312" w:hAnsi="宋体" w:eastAsia="仿宋_GB2312" w:cs="宋体"/>
-          <w:color w:val="000000"/>
-          <w:kern w:val="0"/>
-          <w:sz w:val="30"/>
-          <w:szCs w:val="30"/>
-        </w:rPr>
-        <w:t>四、任期内建立的各项规章制度，其中建立了哪些财务制度，具体执行情况（如是否一支笔审批，</w:t>
-      </w:r>
-      <w:r>
-        <w:rPr>
-          <w:rFonts w:hint="eastAsia" w:ascii="仿宋_GB2312" w:eastAsia="仿宋_GB2312"/>
-          <w:sz w:val="30"/>
-          <w:szCs w:val="30"/>
-        </w:rPr>
-        <w:t>大型支出是否经过集体研究或请示上级等），任期内财务</w:t>
-      </w:r>
-      <w:r>
-        <w:rPr>
-          <w:rFonts w:hint="eastAsia" w:ascii="仿宋_GB2312" w:hAnsi="宋体" w:eastAsia="仿宋_GB2312" w:cs="宋体"/>
-          <w:sz w:val="30"/>
-          <w:szCs w:val="30"/>
-        </w:rPr>
-        <w:t>管理中取得的成绩和不足，哪些决策是集体形成，哪些是自己应负的主要责任。</w:t>
-      </w:r>
-    </w:p>
-    <w:p>
-      <w:pPr>
-        <w:ind w:firstLine="450" w:firstLineChars="150"/>
-        <w:rPr>
-          <w:rFonts w:ascii="仿宋_GB2312" w:hAnsi="宋体" w:eastAsia="仿宋_GB2312" w:cs="宋体"/>
-          <w:color w:val="000000"/>
-          <w:kern w:val="0"/>
-          <w:sz w:val="30"/>
-          <w:szCs w:val="30"/>
-        </w:rPr>
-      </w:pPr>
-      <w:r>
-        <w:rPr>
-          <w:rFonts w:hint="eastAsia" w:ascii="仿宋_GB2312" w:eastAsia="仿宋_GB2312"/>
-          <w:sz w:val="30"/>
-          <w:szCs w:val="30"/>
-        </w:rPr>
-        <w:t>五、任期内</w:t>
-      </w:r>
-      <w:r>
-        <w:rPr>
-          <w:rFonts w:hint="eastAsia" w:ascii="仿宋_GB2312" w:hAnsi="宋体" w:eastAsia="仿宋_GB2312" w:cs="宋体"/>
-          <w:color w:val="000000"/>
-          <w:kern w:val="0"/>
-          <w:sz w:val="30"/>
-          <w:szCs w:val="30"/>
-        </w:rPr>
-        <w:t>本部门（单位）预算执行、财政收支和财务收支真实、合法、效益情况。</w:t>
-      </w:r>
-    </w:p>
-    <w:p>
-      <w:pPr>
-        <w:ind w:firstLine="450" w:firstLineChars="150"/>
-        <w:rPr>
-          <w:rFonts w:ascii="仿宋_GB2312" w:hAnsi="宋体" w:eastAsia="仿宋_GB2312" w:cs="宋体"/>
-          <w:sz w:val="30"/>
-          <w:szCs w:val="30"/>
-        </w:rPr>
-      </w:pPr>
-      <w:r>
-        <w:rPr>
-          <w:rFonts w:hint="eastAsia" w:ascii="仿宋_GB2312" w:eastAsia="仿宋_GB2312"/>
-          <w:sz w:val="30"/>
-          <w:szCs w:val="30"/>
-        </w:rPr>
-        <w:t>六、由本单位管理的各种社会团体或其他经济组织的财务和资产状况。</w:t>
-      </w:r>
-    </w:p>
-    <w:p>
-      <w:pPr>
-        <w:ind w:firstLine="450" w:firstLineChars="150"/>
-        <w:rPr>
-          <w:rFonts w:ascii="仿宋_GB2312" w:hAnsi="宋体" w:eastAsia="仿宋_GB2312" w:cs="宋体"/>
-          <w:color w:val="000000"/>
-          <w:kern w:val="0"/>
-          <w:sz w:val="30"/>
-          <w:szCs w:val="30"/>
-        </w:rPr>
-      </w:pPr>
-      <w:r>
-        <w:rPr>
-          <w:rFonts w:hint="eastAsia" w:ascii="仿宋_GB2312" w:eastAsia="仿宋_GB2312"/>
-          <w:sz w:val="30"/>
-          <w:szCs w:val="30"/>
-        </w:rPr>
-        <w:t>七、任期内</w:t>
-      </w:r>
-      <w:r>
-        <w:rPr>
-          <w:rFonts w:hint="eastAsia" w:ascii="仿宋_GB2312" w:hAnsi="宋体" w:eastAsia="仿宋_GB2312" w:cs="宋体"/>
-          <w:color w:val="000000"/>
-          <w:kern w:val="0"/>
-          <w:sz w:val="30"/>
-          <w:szCs w:val="30"/>
-        </w:rPr>
-        <w:t>重要投资项目的建设和管理情况（简要）。</w:t>
-      </w:r>
-    </w:p>
-    <w:p>
-      <w:pPr>
-        <w:ind w:firstLine="450" w:firstLineChars="150"/>
-        <w:rPr>
-          <w:rFonts w:ascii="仿宋_GB2312" w:eastAsia="仿宋_GB2312"/>
-          <w:sz w:val="30"/>
-          <w:szCs w:val="30"/>
-        </w:rPr>
-      </w:pPr>
-      <w:r>
-        <w:rPr>
-          <w:rFonts w:hint="eastAsia" w:ascii="仿宋_GB2312" w:eastAsia="仿宋_GB2312"/>
-          <w:sz w:val="30"/>
-          <w:szCs w:val="30"/>
-        </w:rPr>
-        <w:t>八、任期内未了的工程项目的相关情况。任期末未了的承包、租赁等经济往来事项相关情况。任期内已发生但尚未处理或尚未处理完毕的经济纠纷、诉讼事项。有无账外债权债务。</w:t>
-      </w:r>
-    </w:p>
-    <w:p>
-      <w:pPr>
-        <w:ind w:firstLine="450" w:firstLineChars="150"/>
-        <w:rPr>
-          <w:rFonts w:ascii="仿宋_GB2312" w:hAnsi="宋体" w:eastAsia="仿宋_GB2312" w:cs="宋体"/>
-          <w:color w:val="000000"/>
-          <w:kern w:val="0"/>
-          <w:sz w:val="30"/>
-          <w:szCs w:val="30"/>
-        </w:rPr>
-      </w:pPr>
-      <w:r>
-        <w:rPr>
-          <w:rFonts w:hint="eastAsia" w:ascii="仿宋_GB2312" w:hAnsi="宋体" w:eastAsia="仿宋_GB2312" w:cs="宋体"/>
-          <w:color w:val="000000"/>
-          <w:kern w:val="0"/>
-          <w:sz w:val="30"/>
-          <w:szCs w:val="30"/>
-        </w:rPr>
-        <w:t>九、对下属单位财政收支、财务收支以及有关经济活动是如何管理和监督的。</w:t>
-      </w:r>
-    </w:p>
-    <w:p>
-      <w:pPr>
-        <w:pStyle w:val="10"/>
-        <w:numPr>
-          <w:ilvl w:val="0"/>
-          <w:numId w:val="1"/>
-        </w:numPr>
-        <w:spacing w:line="560" w:lineRule="exact"/>
-        <w:ind w:left="0" w:firstLine="600" w:firstLineChars="0"/>
-        <w:rPr>
-          <w:rFonts w:ascii="仿宋_GB2312" w:eastAsia="仿宋_GB2312"/>
-          <w:sz w:val="30"/>
-          <w:szCs w:val="30"/>
-        </w:rPr>
-      </w:pPr>
-      <w:r>
-        <w:rPr>
-          <w:rFonts w:hint="eastAsia" w:ascii="仿宋_GB2312" w:eastAsia="仿宋_GB2312"/>
-          <w:sz w:val="30"/>
-          <w:szCs w:val="30"/>
-        </w:rPr>
-        <w:t>离任领导干部个人保管及使用的公物、公款、以及个人往来是否结清。</w:t>
-      </w:r>
-    </w:p>
-    <w:p>
-      <w:pPr>
-        <w:spacing w:line="560" w:lineRule="exact"/>
-        <w:ind w:firstLine="600" w:firstLineChars="200"/>
-        <w:rPr>
-          <w:rFonts w:ascii="仿宋_GB2312" w:eastAsia="仿宋_GB2312"/>
-          <w:sz w:val="30"/>
-          <w:szCs w:val="30"/>
-        </w:rPr>
-      </w:pPr>
-      <w:r>
-        <w:rPr>
-          <w:rFonts w:hint="eastAsia" w:ascii="仿宋_GB2312" w:eastAsia="仿宋_GB2312"/>
-          <w:sz w:val="30"/>
-          <w:szCs w:val="30"/>
-        </w:rPr>
-        <w:t>十一、任期内</w:t>
-      </w:r>
-      <w:r>
-        <w:rPr>
-          <w:rFonts w:hint="eastAsia" w:ascii="仿宋_GB2312" w:hAnsi="宋体" w:eastAsia="仿宋_GB2312" w:cs="宋体"/>
-          <w:color w:val="000000"/>
-          <w:kern w:val="0"/>
-          <w:sz w:val="30"/>
-          <w:szCs w:val="30"/>
-        </w:rPr>
-        <w:t>制定和执行了</w:t>
-      </w:r>
-      <w:r>
-        <w:rPr>
-          <w:rFonts w:hint="eastAsia" w:ascii="仿宋_GB2312" w:eastAsia="仿宋_GB2312"/>
-          <w:sz w:val="30"/>
-          <w:szCs w:val="30"/>
-        </w:rPr>
-        <w:t>哪些重大决策及是否产生效益（</w:t>
-      </w:r>
-      <w:r>
-        <w:rPr>
-          <w:rFonts w:hint="eastAsia" w:ascii="仿宋_GB2312" w:hAnsi="宋体" w:eastAsia="仿宋_GB2312" w:cs="宋体"/>
-          <w:color w:val="000000"/>
-          <w:kern w:val="0"/>
-          <w:sz w:val="30"/>
-          <w:szCs w:val="30"/>
-        </w:rPr>
-        <w:t>经济效益、社会效益和环境效益</w:t>
-      </w:r>
-      <w:r>
-        <w:rPr>
-          <w:rFonts w:hint="eastAsia" w:ascii="仿宋_GB2312" w:eastAsia="仿宋_GB2312"/>
-          <w:sz w:val="30"/>
-          <w:szCs w:val="30"/>
-        </w:rPr>
-        <w:t>）。</w:t>
-      </w:r>
-    </w:p>
-    <w:p>
-      <w:pPr>
-        <w:spacing w:line="560" w:lineRule="exact"/>
-        <w:ind w:firstLine="600" w:firstLineChars="200"/>
-        <w:rPr>
-          <w:rFonts w:ascii="仿宋_GB2312" w:eastAsia="仿宋_GB2312"/>
-          <w:sz w:val="30"/>
-          <w:szCs w:val="30"/>
-        </w:rPr>
-      </w:pPr>
-      <w:r>
-        <w:rPr>
-          <w:rFonts w:hint="eastAsia" w:ascii="仿宋_GB2312" w:eastAsia="仿宋_GB2312"/>
-          <w:sz w:val="30"/>
-          <w:szCs w:val="30"/>
-        </w:rPr>
-        <w:t>十二、任期内经济管理中取得的业绩（简要陈述）。</w:t>
-      </w:r>
-    </w:p>
-    <w:p>
-      <w:pPr>
-        <w:spacing w:line="560" w:lineRule="exact"/>
-        <w:ind w:firstLine="600" w:firstLineChars="200"/>
-        <w:rPr>
-          <w:rFonts w:ascii="仿宋_GB2312" w:eastAsia="仿宋_GB2312"/>
-          <w:sz w:val="30"/>
-          <w:szCs w:val="30"/>
-        </w:rPr>
-      </w:pPr>
-      <w:r>
-        <w:rPr>
-          <w:rFonts w:hint="eastAsia" w:ascii="仿宋_GB2312" w:eastAsia="仿宋_GB2312"/>
-          <w:sz w:val="30"/>
-          <w:szCs w:val="30"/>
-        </w:rPr>
-        <w:t>十三、个人经济行为，着重反映以下内容：</w:t>
-      </w:r>
-    </w:p>
-    <w:p>
-      <w:pPr>
-        <w:spacing w:line="560" w:lineRule="exact"/>
-        <w:ind w:firstLine="600" w:firstLineChars="200"/>
-        <w:rPr>
-          <w:rFonts w:ascii="仿宋_GB2312" w:eastAsia="仿宋_GB2312"/>
-          <w:sz w:val="30"/>
-          <w:szCs w:val="30"/>
-        </w:rPr>
-      </w:pPr>
-      <w:r>
-        <w:rPr>
-          <w:rFonts w:hint="eastAsia" w:ascii="仿宋_GB2312" w:eastAsia="仿宋_GB2312"/>
-          <w:sz w:val="30"/>
-          <w:szCs w:val="30"/>
-        </w:rPr>
-        <w:t>有无违反财经纪律、报销因私费用、超标准报销各种费用；</w:t>
-      </w:r>
-    </w:p>
-    <w:p>
-      <w:pPr>
-        <w:spacing w:line="560" w:lineRule="exact"/>
-        <w:ind w:firstLine="600" w:firstLineChars="200"/>
-        <w:rPr>
-          <w:rFonts w:ascii="仿宋_GB2312" w:eastAsia="仿宋_GB2312"/>
-          <w:sz w:val="30"/>
-          <w:szCs w:val="30"/>
-        </w:rPr>
-      </w:pPr>
-      <w:r>
-        <w:rPr>
-          <w:rFonts w:hint="eastAsia" w:ascii="仿宋_GB2312" w:eastAsia="仿宋_GB2312"/>
-          <w:sz w:val="30"/>
-          <w:szCs w:val="30"/>
-        </w:rPr>
-        <w:t>有无个人占用公款公物长期不归还情况；</w:t>
-      </w:r>
-    </w:p>
-    <w:p>
-      <w:pPr>
-        <w:spacing w:line="560" w:lineRule="exact"/>
-        <w:ind w:firstLine="600" w:firstLineChars="200"/>
-        <w:rPr>
-          <w:rFonts w:ascii="仿宋_GB2312" w:eastAsia="仿宋_GB2312"/>
-          <w:sz w:val="30"/>
-          <w:szCs w:val="30"/>
-        </w:rPr>
-      </w:pPr>
-      <w:r>
-        <w:rPr>
-          <w:rFonts w:hint="eastAsia" w:ascii="仿宋_GB2312" w:eastAsia="仿宋_GB2312"/>
-          <w:sz w:val="30"/>
-          <w:szCs w:val="30"/>
-        </w:rPr>
-        <w:t>有无扩大开支标准、挥霍浪费国家资财、滥用职权为个人亲友谋取私利问题；</w:t>
-      </w:r>
-    </w:p>
-    <w:p>
-      <w:pPr>
-        <w:spacing w:line="560" w:lineRule="exact"/>
-        <w:ind w:firstLine="600" w:firstLineChars="200"/>
-        <w:rPr>
-          <w:rFonts w:ascii="仿宋_GB2312" w:eastAsia="仿宋_GB2312"/>
-          <w:sz w:val="30"/>
-          <w:szCs w:val="30"/>
-        </w:rPr>
-      </w:pPr>
-      <w:r>
-        <w:rPr>
-          <w:rFonts w:hint="eastAsia" w:ascii="仿宋_GB2312" w:eastAsia="仿宋_GB2312"/>
-          <w:sz w:val="30"/>
-          <w:szCs w:val="30"/>
-        </w:rPr>
-        <w:t>有无私设“小金库”和帐外帐问题；</w:t>
-      </w:r>
-    </w:p>
-    <w:p>
-      <w:pPr>
-        <w:ind w:firstLine="600" w:firstLineChars="200"/>
-        <w:rPr>
-          <w:rFonts w:ascii="仿宋_GB2312" w:eastAsia="仿宋_GB2312"/>
-          <w:sz w:val="30"/>
-          <w:szCs w:val="30"/>
-        </w:rPr>
-      </w:pPr>
-      <w:r>
-        <w:rPr>
-          <w:rFonts w:hint="eastAsia" w:ascii="仿宋_GB2312" w:eastAsia="仿宋_GB2312"/>
-          <w:sz w:val="30"/>
-          <w:szCs w:val="30"/>
-        </w:rPr>
-        <w:t>十四、其他有无违反领导干部廉洁从政规定等问题。</w:t>
-      </w:r>
-    </w:p>
-    <w:p>
-      <w:pPr>
-        <w:ind w:firstLine="600" w:firstLineChars="200"/>
-        <w:rPr>
-          <w:rFonts w:ascii="仿宋_GB2312" w:hAnsi="宋体" w:eastAsia="仿宋_GB2312" w:cs="宋体"/>
-          <w:color w:val="000000"/>
-          <w:kern w:val="0"/>
-          <w:sz w:val="30"/>
-          <w:szCs w:val="30"/>
-        </w:rPr>
-      </w:pPr>
-      <w:r>
-        <w:rPr>
-          <w:rFonts w:hint="eastAsia" w:ascii="仿宋_GB2312" w:hAnsi="宋体" w:eastAsia="仿宋_GB2312" w:cs="宋体"/>
-          <w:color w:val="000000"/>
-          <w:kern w:val="0"/>
-          <w:sz w:val="30"/>
-          <w:szCs w:val="30"/>
-        </w:rPr>
-        <w:t>十五、遵守有关经济法律法规、贯彻执行党和国家有关经济工作的方针政策和如何决策部署等情况；</w:t>
-      </w:r>
-    </w:p>
-    <w:p>
-      <w:pPr>
-        <w:ind w:firstLine="600" w:firstLineChars="200"/>
-        <w:rPr>
-          <w:rFonts w:ascii="仿宋_GB2312" w:eastAsia="仿宋_GB2312"/>
-          <w:sz w:val="30"/>
-          <w:szCs w:val="30"/>
-        </w:rPr>
-      </w:pPr>
-      <w:r>
-        <w:rPr>
-          <w:rFonts w:hint="eastAsia" w:ascii="仿宋_GB2312" w:hAnsi="宋体" w:eastAsia="仿宋_GB2312" w:cs="宋体"/>
-          <w:color w:val="000000"/>
-          <w:kern w:val="0"/>
-          <w:sz w:val="30"/>
-          <w:szCs w:val="30"/>
-        </w:rPr>
-        <w:t>十六、经济责任方面简要的自我评价。</w:t>
-      </w:r>
-    </w:p>
-    <w:p>
-      <w:pPr>
-        <w:ind w:firstLine="446" w:firstLineChars="148"/>
-        <w:rPr>
-          <w:rFonts w:ascii="仿宋_GB2312" w:eastAsia="仿宋_GB2312"/>
-          <w:sz w:val="30"/>
-          <w:szCs w:val="30"/>
-        </w:rPr>
-      </w:pPr>
-      <w:r>
-        <w:rPr>
-          <w:rFonts w:hint="eastAsia" w:ascii="仿宋_GB2312" w:eastAsia="仿宋_GB2312"/>
-          <w:b/>
-          <w:sz w:val="30"/>
-          <w:szCs w:val="30"/>
-        </w:rPr>
-        <w:t xml:space="preserve"> </w:t>
-      </w:r>
-      <w:r>
-        <w:rPr>
-          <w:rFonts w:hint="eastAsia" w:ascii="仿宋_GB2312" w:eastAsia="仿宋_GB2312"/>
-          <w:sz w:val="30"/>
-          <w:szCs w:val="30"/>
-        </w:rPr>
-        <w:t>十七、任职期间取得的主要成绩和存在的不足。</w:t>
-      </w:r>
-    </w:p>
-    <w:p>
-      <w:pPr>
-        <w:ind w:firstLine="4515" w:firstLineChars="1499"/>
-        <w:rPr>
-          <w:rFonts w:ascii="仿宋_GB2312" w:eastAsia="仿宋_GB2312"/>
-          <w:b/>
-          <w:sz w:val="30"/>
-          <w:szCs w:val="30"/>
-        </w:rPr>
-      </w:pPr>
-      <w:r>
-        <w:rPr>
-          <w:rFonts w:hint="eastAsia" w:ascii="仿宋_GB2312" w:eastAsia="仿宋_GB2312"/>
-          <w:b/>
-          <w:sz w:val="30"/>
-          <w:szCs w:val="30"/>
-        </w:rPr>
-        <w:t>述职人签字：</w:t>
-      </w:r>
-    </w:p>
-    <w:p>
-      <w:pPr>
-        <w:ind w:firstLine="602" w:firstLineChars="200"/>
-        <w:rPr>
-          <w:rFonts w:ascii="仿宋_GB2312" w:eastAsia="仿宋_GB2312"/>
-          <w:b/>
-          <w:sz w:val="30"/>
-          <w:szCs w:val="30"/>
-        </w:rPr>
-      </w:pPr>
-      <w:r>
-        <w:rPr>
-          <w:rFonts w:hint="eastAsia" w:ascii="仿宋_GB2312" w:eastAsia="仿宋_GB2312"/>
-          <w:b/>
-          <w:sz w:val="30"/>
-          <w:szCs w:val="30"/>
-        </w:rPr>
-        <w:t xml:space="preserve">                              年  月  日</w:t>
-      </w:r>
-    </w:p>
-    <w:p>
-      <w:pPr>
-        <w:ind w:firstLine="315" w:firstLineChars="150"/>
-      </w:pPr>
-    </w:p>
-    <w:p>
-      <w:pPr>
-        <w:ind w:firstLine="315" w:firstLineChars="150"/>
-      </w:pPr>
-    </w:p>
-    <w:p>
-      <w:pPr>
-        <w:ind w:firstLine="315" w:firstLineChars="150"/>
-      </w:pPr>
-    </w:p>
-    <w:p>
-      <w:pPr>
-        <w:ind w:firstLine="315" w:firstLineChars="150"/>
-      </w:pPr>
-    </w:p>
-    <w:p>
-      <w:pPr>
-        <w:ind w:firstLine="960" w:firstLineChars="400"/>
-        <w:rPr>
-          <w:rFonts w:asciiTheme="majorEastAsia" w:hAnsiTheme="majorEastAsia" w:eastAsiaTheme="majorEastAsia"/>
-          <w:sz w:val="24"/>
-        </w:rPr>
-      </w:pPr>
-      <w:r>
-        <w:rPr>
-          <w:rFonts w:hint="eastAsia"/>
-          <w:sz w:val="24"/>
-        </w:rPr>
-        <w:t>注</w:t>
-      </w:r>
-      <w:r>
-        <w:rPr>
-          <w:rFonts w:hint="eastAsia"/>
-        </w:rPr>
-        <w:t>：</w:t>
-      </w:r>
-      <w:r>
-        <w:rPr>
-          <w:rFonts w:hint="eastAsia" w:asciiTheme="majorEastAsia" w:hAnsiTheme="majorEastAsia" w:eastAsiaTheme="majorEastAsia"/>
-          <w:sz w:val="24"/>
-        </w:rPr>
-        <w:t>本述职报告用A4纸打印并由领导签字，单位盖章，入卷存档。</w:t>
-      </w:r>
-    </w:p>
-    <w:sectPr>
-      <w:headerReference r:id="rId3" w:type="default"/>
-      <w:footerReference r:id="rId4" w:type="default"/>
-      <w:pgSz w:w="11906" w:h="16838"/>
-      <w:pgMar w:top="1440" w:right="1800" w:bottom="1440" w:left="1800" w:header="851" w:footer="992" w:gutter="0"/>
-      <w:cols w:space="425" w:num="1"/>
-      <w:docGrid w:type="lines" w:linePitch="312" w:charSpace="0"/>
-    </w:sectPr>
-  </w:body>
-</w:document>
+<file path=word/document.xml><?xml version="1.0" encoding="UTF-8" standalone="yes"?>
+<w:document xmlns:wpc="http://schemas.microsoft.com/office/word/2010/wordprocessingCanvas" xmlns:mc="http://schemas.openxmlformats.org/markup-compatibility/2006" xmlns:o="urn:schemas-microsoft-com:office:office" xmlns:r="http://schemas.openxmlformats.org/officeDocument/2006/relationships" xmlns:m="http://schemas.openxmlformats.org/officeDocument/2006/math" xmlns:v="urn:schemas-microsoft-com:vml" xmlns:wp14="http://schemas.microsoft.com/office/word/2010/wordprocessingDrawing" xmlns:wp="http://schemas.openxmlformats.org/drawingml/2006/wordprocessingDrawing" xmlns:w="http://schemas.openxmlformats.org/wordprocessingml/2006/main" xmlns:w14="http://schemas.microsoft.com/office/word/2010/wordml" xmlns:w10="urn:schemas-microsoft-com:office:word" xmlns:w15="http://schemas.microsoft.com/office/word/2012/wordml" xmlns:wpg="http://schemas.microsoft.com/office/word/2010/wordprocessingGroup" xmlns:wpi="http://schemas.microsoft.com/office/word/2010/wordprocessingInk" xmlns:wne="http://schemas.microsoft.com/office/word/2006/wordml" xmlns:wps="http://schemas.microsoft.com/office/word/2010/wordprocessingShape" xmlns:wpsCustomData="http://www.wps.cn/officeDocument/2013/wpsCustomData" mc:Ignorable="w14 w15 wp14"><w:body><w:p><w:pPr><w:ind w:firstLine="2160" w:firstLineChars="600"/><w:rPr><w:rFonts w:ascii="仿宋_GB2312" w:eastAsia="仿宋_GB2312"/><w:sz w:val="36"/><w:szCs w:val="36"/></w:rPr></w:pPr><w:bookmarkStart w:id="0" w:name="_GoBack"/><w:bookmarkEnd w:id="0"/><w:r><w:rPr><w:rFonts w:hint="eastAsia" w:ascii="仿宋_GB2312" w:eastAsia="仿宋_GB2312"/><w:sz w:val="36"/><w:szCs w:val="36"/></w:rPr><w:t>经济责任审计述职报告</w:t></w:r></w:p><w:p><w:pPr><w:rPr><w:rFonts w:ascii="仿宋_GB2312" w:eastAsia="仿宋_GB2312"/><w:sz w:val="28"/><w:szCs w:val="28"/></w:rPr></w:pPr><w:r><w:rPr><w:rFonts w:hint="eastAsia" w:ascii="仿宋_GB2312" w:eastAsia="仿宋_GB2312"/><w:sz w:val="30"/><w:szCs w:val="30"/></w:rPr><w:t xml:space="preserve">                                -----XXX（述职人）</w:t></w:r></w:p><w:p><w:pPr><w:ind w:firstLine="450" w:firstLineChars="150"/><w:rPr><w:rFonts w:ascii="仿宋_GB2312" w:eastAsia="仿宋_GB2312"/><w:sz w:val="30"/><w:szCs w:val="30"/></w:rPr></w:pPr><w:r><w:rPr><w:rFonts w:hint="eastAsia" w:ascii="仿宋_GB2312" w:eastAsia="仿宋_GB2312"/><w:sz w:val="30"/><w:szCs w:val="30"/></w:rPr><w:t>一、我是XXX年X月至XXX年X月任XXX局（单位）局长（职务称谓）；本人在单位内的分工情况。</w:t></w:r></w:p><w:p><w:pPr><w:ind w:firstLine="450" w:firstLineChars="150"/><w:rPr><w:rFonts w:ascii="仿宋_GB2312" w:hAnsi="宋体" w:eastAsia="仿宋_GB2312" w:cs="宋体"/><w:color w:val="000000"/><w:kern w:val="0"/><w:sz w:val="30"/><w:szCs w:val="30"/></w:rPr></w:pPr><w:r><w:rPr><w:rFonts w:hint="eastAsia" w:ascii="仿宋_GB2312" w:eastAsia="仿宋_GB2312"/><w:sz w:val="30"/><w:szCs w:val="30"/></w:rPr><w:t>二、任期内</w:t></w:r><w:r><w:rPr><w:rFonts w:hint="eastAsia" w:ascii="仿宋_GB2312" w:hAnsi="宋体" w:eastAsia="仿宋_GB2312" w:cs="宋体"/><w:color w:val="000000"/><w:kern w:val="0"/><w:sz w:val="30"/><w:szCs w:val="30"/></w:rPr><w:t xml:space="preserve">本部门（单位）预算执行情况（近3年）； </w:t></w:r></w:p><w:p><w:pPr><w:ind w:firstLine="450" w:firstLineChars="150"/><w:rPr><w:rFonts w:ascii="仿宋_GB2312" w:hAnsi="宋体" w:eastAsia="仿宋_GB2312" w:cs="宋体"/><w:color w:val="000000"/><w:kern w:val="0"/><w:sz w:val="30"/><w:szCs w:val="30"/></w:rPr></w:pPr><w:r><w:rPr><w:rFonts w:hint="eastAsia" w:ascii="仿宋_GB2312" w:eastAsia="仿宋_GB2312"/><w:sz w:val="30"/><w:szCs w:val="30"/></w:rPr><w:t>三、任期内</w:t></w:r><w:r><w:rPr><w:rFonts w:hint="eastAsia" w:ascii="仿宋_GB2312" w:hAnsi="宋体" w:eastAsia="仿宋_GB2312" w:cs="宋体"/><w:color w:val="000000"/><w:kern w:val="0"/><w:sz w:val="30"/><w:szCs w:val="30"/></w:rPr><w:t>本部门（单位）财政收支和财务收支情况（近3年）；资产、负债及所有者权益等经济指标完成或变动情况；任期内固定资产</w:t></w:r><w:r><w:rPr><w:rFonts w:hint="eastAsia" w:ascii="仿宋_GB2312" w:eastAsia="仿宋_GB2312"/><w:sz w:val="30"/><w:szCs w:val="30"/></w:rPr><w:t>保值增值</w:t></w:r><w:r><w:rPr><w:rFonts w:hint="eastAsia" w:ascii="仿宋_GB2312" w:hAnsi="宋体" w:eastAsia="仿宋_GB2312" w:cs="宋体"/><w:color w:val="000000"/><w:kern w:val="0"/><w:sz w:val="30"/><w:szCs w:val="30"/></w:rPr><w:t>管理情况;车辆及管理情况;</w:t></w:r><w:r><w:rPr><w:rFonts w:hint="eastAsia" w:ascii="仿宋_GB2312" w:eastAsia="仿宋_GB2312"/><w:sz w:val="30"/><w:szCs w:val="30"/></w:rPr><w:t>专项资金等管理使用情况。</w:t></w:r></w:p><w:p><w:pPr><w:ind w:firstLine="450" w:firstLineChars="150"/><w:rPr><w:rFonts w:ascii="仿宋_GB2312" w:hAnsi="宋体" w:eastAsia="仿宋_GB2312" w:cs="宋体"/><w:sz w:val="30"/><w:szCs w:val="30"/></w:rPr></w:pPr><w:r><w:rPr><w:rFonts w:hint="eastAsia" w:ascii="仿宋_GB2312" w:hAnsi="宋体" w:eastAsia="仿宋_GB2312" w:cs="宋体"/><w:color w:val="000000"/><w:kern w:val="0"/><w:sz w:val="30"/><w:szCs w:val="30"/></w:rPr><w:t>四、任期内建立的各项规章制度，其中建立了哪些财务制度，具体执行情况（如是否一支笔审批，</w:t></w:r><w:r><w:rPr><w:rFonts w:hint="eastAsia" w:ascii="仿宋_GB2312" w:eastAsia="仿宋_GB2312"/><w:sz w:val="30"/><w:szCs w:val="30"/></w:rPr><w:t>大型支出是否经过集体研究或请示上级等），任期内财务</w:t></w:r><w:r><w:rPr><w:rFonts w:hint="eastAsia" w:ascii="仿宋_GB2312" w:hAnsi="宋体" w:eastAsia="仿宋_GB2312" w:cs="宋体"/><w:sz w:val="30"/><w:szCs w:val="30"/></w:rPr><w:t>管理中取得的成绩和不足，哪些决策是集体形成，哪些是自己应负的主要责任。</w:t></w:r></w:p><w:p><w:pPr><w:ind w:firstLine="450" w:firstLineChars="150"/><w:rPr><w:rFonts w:ascii="仿宋_GB2312" w:hAnsi="宋体" w:eastAsia="仿宋_GB2312" w:cs="宋体"/><w:color w:val="000000"/><w:kern w:val="0"/><w:sz w:val="30"/><w:szCs w:val="30"/></w:rPr></w:pPr><w:r><w:rPr><w:rFonts w:hint="eastAsia" w:ascii="仿宋_GB2312" w:eastAsia="仿宋_GB2312"/><w:sz w:val="30"/><w:szCs w:val="30"/></w:rPr><w:t>五、任期内</w:t></w:r><w:r><w:rPr><w:rFonts w:hint="eastAsia" w:ascii="仿宋_GB2312" w:hAnsi="宋体" w:eastAsia="仿宋_GB2312" w:cs="宋体"/><w:color w:val="000000"/><w:kern w:val="0"/><w:sz w:val="30"/><w:szCs w:val="30"/></w:rPr><w:t>本部门（单位）预算执行、财政收支和财务收支真实、合法、效益情况。</w:t></w:r></w:p><w:p><w:pPr><w:ind w:firstLine="450" w:firstLineChars="150"/><w:rPr><w:rFonts w:ascii="仿宋_GB2312" w:hAnsi="宋体" w:eastAsia="仿宋_GB2312" w:cs="宋体"/><w:sz w:val="30"/><w:szCs w:val="30"/></w:rPr></w:pPr><w:r><w:rPr><w:rFonts w:hint="eastAsia" w:ascii="仿宋_GB2312" w:eastAsia="仿宋_GB2312"/><w:sz w:val="30"/><w:szCs w:val="30"/></w:rPr><w:t>六、由本单位管理的各种社会团体或其他经济组织的财务和资产状况。</w:t></w:r></w:p><w:p><w:pPr><w:ind w:firstLine="450" w:firstLineChars="150"/><w:rPr><w:rFonts w:ascii="仿宋_GB2312" w:hAnsi="宋体" w:eastAsia="仿宋_GB2312" w:cs="宋体"/><w:color w:val="000000"/><w:kern w:val="0"/><w:sz w:val="30"/><w:szCs w:val="30"/></w:rPr></w:pPr><w:r><w:rPr><w:rFonts w:hint="eastAsia" w:ascii="仿宋_GB2312" w:eastAsia="仿宋_GB2312"/><w:sz w:val="30"/><w:szCs w:val="30"/></w:rPr><w:t>七、任期内</w:t></w:r><w:r><w:rPr><w:rFonts w:hint="eastAsia" w:ascii="仿宋_GB2312" w:hAnsi="宋体" w:eastAsia="仿宋_GB2312" w:cs="宋体"/><w:color w:val="000000"/><w:kern w:val="0"/><w:sz w:val="30"/><w:szCs w:val="30"/></w:rPr><w:t>重要投资项目的建设和管理情况（简要）。</w:t></w:r></w:p><w:p><w:pPr><w:ind w:firstLine="450" w:firstLineChars="150"/><w:rPr><w:rFonts w:ascii="仿宋_GB2312" w:eastAsia="仿宋_GB2312"/><w:sz w:val="30"/><w:szCs w:val="30"/></w:rPr></w:pPr><w:r><w:rPr><w:rFonts w:hint="eastAsia" w:ascii="仿宋_GB2312" w:eastAsia="仿宋_GB2312"/><w:sz w:val="30"/><w:szCs w:val="30"/></w:rPr><w:t>八、任期内未了的工程项目的相关情况。任期末未了的承包、租赁等经济往来事项相关情况。任期内已发生但尚未处理或尚未处理完毕的经济纠纷、诉讼事项。有无账外债权债务。</w:t></w:r></w:p><w:p><w:pPr><w:ind w:firstLine="450" w:firstLineChars="150"/><w:rPr><w:rFonts w:ascii="仿宋_GB2312" w:hAnsi="宋体" w:eastAsia="仿宋_GB2312" w:cs="宋体"/><w:color w:val="000000"/><w:kern w:val="0"/><w:sz w:val="30"/><w:szCs w:val="30"/></w:rPr></w:pPr><w:r><w:rPr><w:rFonts w:hint="eastAsia" w:ascii="仿宋_GB2312" w:hAnsi="宋体" w:eastAsia="仿宋_GB2312" w:cs="宋体"/><w:color w:val="000000"/><w:kern w:val="0"/><w:sz w:val="30"/><w:szCs w:val="30"/></w:rPr><w:t>九、对下属单位财政收支、财务收支以及有关经济活动是如何管理和监督的。</w:t></w:r></w:p><w:p><w:pPr><w:pStyle w:val="10"/><w:numPr><w:ilvl w:val="0"/><w:numId w:val="1"/></w:numPr><w:spacing w:line="560" w:lineRule="exact"/><w:ind w:left="0" w:firstLine="600" w:firstLineChars="0"/><w:rPr><w:rFonts w:ascii="仿宋_GB2312" w:eastAsia="仿宋_GB2312"/><w:sz w:val="30"/><w:szCs w:val="30"/></w:rPr></w:pPr><w:r><w:rPr><w:rFonts w:hint="eastAsia" w:ascii="仿宋_GB2312" w:eastAsia="仿宋_GB2312"/><w:sz w:val="30"/><w:szCs w:val="30"/></w:rPr><w:t>离任领导干部个人保管及使用的公物、公款、以及个人往来是否结清。</w:t></w:r></w:p><w:p><w:pPr><w:spacing w:line="560" w:lineRule="exact"/><w:ind w:firstLine="600" w:firstLineChars="200"/><w:rPr><w:rFonts w:ascii="仿宋_GB2312" w:eastAsia="仿宋_GB2312"/><w:sz w:val="30"/><w:szCs w:val="30"/></w:rPr></w:pPr><w:r><w:rPr><w:rFonts w:hint="eastAsia" w:ascii="仿宋_GB2312" w:eastAsia="仿宋_GB2312"/><w:sz w:val="30"/><w:szCs w:val="30"/></w:rPr><w:t>十一、任期内</w:t></w:r><w:r><w:rPr><w:rFonts w:hint="eastAsia" w:ascii="仿宋_GB2312" w:hAnsi="宋体" w:eastAsia="仿宋_GB2312" w:cs="宋体"/><w:color w:val="000000"/><w:kern w:val="0"/><w:sz w:val="30"/><w:szCs w:val="30"/></w:rPr><w:t>制定和执行了</w:t></w:r><w:r><w:rPr><w:rFonts w:hint="eastAsia" w:ascii="仿宋_GB2312" w:eastAsia="仿宋_GB2312"/><w:sz w:val="30"/><w:szCs w:val="30"/></w:rPr><w:t>哪些重大决策及是否产生效益（</w:t></w:r><w:r><w:rPr><w:rFonts w:hint="eastAsia" w:ascii="仿宋_GB2312" w:hAnsi="宋体" w:eastAsia="仿宋_GB2312" w:cs="宋体"/><w:color w:val="000000"/><w:kern w:val="0"/><w:sz w:val="30"/><w:szCs w:val="30"/></w:rPr><w:t>经济效益、社会效益和环境效益</w:t></w:r><w:r><w:rPr><w:rFonts w:hint="eastAsia" w:ascii="仿宋_GB2312" w:eastAsia="仿宋_GB2312"/><w:sz w:val="30"/><w:szCs w:val="30"/></w:rPr><w:t>）。</w:t></w:r></w:p><w:p><w:pPr><w:spacing w:line="560" w:lineRule="exact"/><w:ind w:firstLine="600" w:firstLineChars="200"/><w:rPr><w:rFonts w:ascii="仿宋_GB2312" w:eastAsia="仿宋_GB2312"/><w:sz w:val="30"/><w:szCs w:val="30"/></w:rPr></w:pPr><w:r><w:rPr><w:rFonts w:hint="eastAsia" w:ascii="仿宋_GB2312" w:eastAsia="仿宋_GB2312"/><w:sz w:val="30"/><w:szCs w:val="30"/></w:rPr><w:t>十二、任期内经济管理中取得的业绩（简要陈述）。</w:t></w:r></w:p><w:p><w:pPr><w:spacing w:line="560" w:lineRule="exact"/><w:ind w:firstLine="600" w:firstLineChars="200"/><w:rPr><w:rFonts w:ascii="仿宋_GB2312" w:eastAsia="仿宋_GB2312"/><w:sz w:val="30"/><w:szCs w:val="30"/></w:rPr></w:pPr><w:r><w:rPr><w:rFonts w:hint="eastAsia" w:ascii="仿宋_GB2312" w:eastAsia="仿宋_GB2312"/><w:sz w:val="30"/><w:szCs w:val="30"/></w:rPr><w:t>十三、个人经济行为，着重反映以下内容：</w:t></w:r></w:p><w:p><w:pPr><w:spacing w:line="560" w:lineRule="exact"/><w:ind w:firstLine="600" w:firstLineChars="200"/><w:rPr><w:rFonts w:ascii="仿宋_GB2312" w:eastAsia="仿宋_GB2312"/><w:sz w:val="30"/><w:szCs w:val="30"/></w:rPr></w:pPr><w:r><w:rPr><w:rFonts w:hint="eastAsia" w:ascii="仿宋_GB2312" w:eastAsia="仿宋_GB2312"/><w:sz w:val="30"/><w:szCs w:val="30"/></w:rPr><w:t>有无违反财经纪律、报销因私费用、超标准报销各种费用；</w:t></w:r></w:p><w:p><w:pPr><w:spacing w:line="560" w:lineRule="exact"/><w:ind w:firstLine="600" w:firstLineChars="200"/><w:rPr><w:rFonts w:ascii="仿宋_GB2312" w:eastAsia="仿宋_GB2312"/><w:sz w:val="30"/><w:szCs w:val="30"/></w:rPr></w:pPr><w:r><w:rPr><w:rFonts w:hint="eastAsia" w:ascii="仿宋_GB2312" w:eastAsia="仿宋_GB2312"/><w:sz w:val="30"/><w:szCs w:val="30"/></w:rPr><w:t>有无个人占用公款公物长期不归还情况；</w:t></w:r></w:p><w:p><w:pPr><w:spacing w:line="560" w:lineRule="exact"/><w:ind w:firstLine="600" w:firstLineChars="200"/><w:rPr><w:rFonts w:ascii="仿宋_GB2312" w:eastAsia="仿宋_GB2312"/><w:sz w:val="30"/><w:szCs w:val="30"/></w:rPr></w:pPr><w:r><w:rPr><w:rFonts w:hint="eastAsia" w:ascii="仿宋_GB2312" w:eastAsia="仿宋_GB2312"/><w:sz w:val="30"/><w:szCs w:val="30"/></w:rPr><w:t>有无扩大开支标准、挥霍浪费国家资财、滥用职权为个人亲友谋取私利问题；</w:t></w:r></w:p><w:p><w:pPr><w:spacing w:line="560" w:lineRule="exact"/><w:ind w:firstLine="600" w:firstLineChars="200"/><w:rPr><w:rFonts w:ascii="仿宋_GB2312" w:eastAsia="仿宋_GB2312"/><w:sz w:val="30"/><w:szCs w:val="30"/></w:rPr></w:pPr><w:r><w:rPr><w:rFonts w:hint="eastAsia" w:ascii="仿宋_GB2312" w:eastAsia="仿宋_GB2312"/><w:sz w:val="30"/><w:szCs w:val="30"/></w:rPr><w:t>有无私设“小金库”和帐外帐问题；</w:t></w:r></w:p><w:p><w:pPr><w:ind w:firstLine="600" w:firstLineChars="200"/><w:rPr><w:rFonts w:ascii="仿宋_GB2312" w:eastAsia="仿宋_GB2312"/><w:sz w:val="30"/><w:szCs w:val="30"/></w:rPr></w:pPr><w:r><w:rPr><w:rFonts w:hint="eastAsia" w:ascii="仿宋_GB2312" w:eastAsia="仿宋_GB2312"/><w:sz w:val="30"/><w:szCs w:val="30"/></w:rPr><w:t>十四、其他有无违反领导干部廉洁从政规定等问题。</w:t></w:r></w:p><w:p><w:pPr><w:ind w:firstLine="600" w:firstLineChars="200"/><w:rPr><w:rFonts w:ascii="仿宋_GB2312" w:hAnsi="宋体" w:eastAsia="仿宋_GB2312" w:cs="宋体"/><w:color w:val="000000"/><w:kern w:val="0"/><w:sz w:val="30"/><w:szCs w:val="30"/></w:rPr></w:pPr><w:r><w:rPr><w:rFonts w:hint="eastAsia" w:ascii="仿宋_GB2312" w:hAnsi="宋体" w:eastAsia="仿宋_GB2312" w:cs="宋体"/><w:color w:val="000000"/><w:kern w:val="0"/><w:sz w:val="30"/><w:szCs w:val="30"/></w:rPr><w:t>十五、遵守有关经济法律法规、贯彻执行党和国家有关经济工作的方针政策和如何决策部署等情况；</w:t></w:r></w:p><w:p><w:pPr><w:ind w:firstLine="600" w:firstLineChars="200"/><w:rPr><w:rFonts w:ascii="仿宋_GB2312" w:eastAsia="仿宋_GB2312"/><w:sz w:val="30"/><w:szCs w:val="30"/></w:rPr></w:pPr><w:r><w:rPr><w:rFonts w:hint="eastAsia" w:ascii="仿宋_GB2312" w:hAnsi="宋体" w:eastAsia="仿宋_GB2312" w:cs="宋体"/><w:color w:val="000000"/><w:kern w:val="0"/><w:sz w:val="30"/><w:szCs w:val="30"/></w:rPr><w:t>十六、经济责任方面简要的自我评价。</w:t></w:r></w:p><w:p><w:pPr><w:ind w:firstLine="446" w:firstLineChars="148"/><w:rPr><w:rFonts w:ascii="仿宋_GB2312" w:eastAsia="仿宋_GB2312"/><w:sz w:val="30"/><w:szCs w:val="30"/></w:rPr></w:pPr><w:r><w:rPr><w:rFonts w:hint="eastAsia" w:ascii="仿宋_GB2312" w:eastAsia="仿宋_GB2312"/><w:b/><w:sz w:val="30"/><w:szCs w:val="30"/></w:rPr><w:t xml:space="preserve"> </w:t></w:r><w:r><w:rPr><w:rFonts w:hint="eastAsia" w:ascii="仿宋_GB2312" w:eastAsia="仿宋_GB2312"/><w:sz w:val="30"/><w:szCs w:val="30"/></w:rPr><w:t>十七、任职期间取得的主要成绩和存在的不足。</w:t></w:r></w:p><w:p><w:pPr><w:ind w:firstLine="4515" w:firstLineChars="1499"/><w:rPr><w:rFonts w:ascii="仿宋_GB2312" w:eastAsia="仿宋_GB2312"/><w:b/><w:sz w:val="30"/><w:szCs w:val="30"/></w:rPr></w:pPr><w:r><w:rPr><w:rFonts w:hint="eastAsia" w:ascii="仿宋_GB2312" w:eastAsia="仿宋_GB2312"/><w:b/><w:sz w:val="30"/><w:szCs w:val="30"/></w:rPr><w:t>述职人签字：</w:t></w:r></w:p><w:p><w:pPr><w:ind w:firstLine="602" w:firstLineChars="200"/><w:rPr><w:rFonts w:ascii="仿宋_GB2312" w:eastAsia="仿宋_GB2312"/><w:b/><w:sz w:val="30"/><w:szCs w:val="30"/></w:rPr></w:pPr><w:r><w:rPr><w:rFonts w:hint="eastAsia" w:ascii="仿宋_GB2312" w:eastAsia="仿宋_GB2312"/><w:b/><w:sz w:val="30"/><w:szCs w:val="30"/></w:rPr><w:t xml:space="preserve">                              年  月  日</w:t></w:r></w:p><w:p><w:pPr><w:ind w:firstLine="315" w:firstLineChars="150"/></w:pPr></w:p><w:p><w:pPr><w:ind w:firstLine="315" w:firstLineChars="150"/></w:pPr></w:p><w:p><w:pPr><w:ind w:firstLine="315" w:firstLineChars="150"/></w:pPr></w:p><w:p><w:pPr><w:ind w:firstLine="315" w:firstLineChars="150"/></w:pPr></w:p><w:p><w:pPr><w:ind w:firstLine="960" w:firstLineChars="400"/><w:rPr><w:rFonts w:asciiTheme="majorEastAsia" w:hAnsiTheme="majorEastAsia" w:eastAsiaTheme="majorEastAsia"/><w:sz w:val="24"/></w:rPr></w:pPr><w:r><w:rPr><w:rFonts w:hint="eastAsia"/><w:sz w:val="24"/></w:rPr><w:t>注</w:t></w:r><w:r><w:rPr><w:rFonts w:hint="eastAsia"/></w:rPr><w:t>：</w:t></w:r><w:r><w:rPr><w:rFonts w:hint="eastAsia" w:asciiTheme="majorEastAsia" w:hAnsiTheme="majorEastAsia" w:eastAsiaTheme="majorEastAsia"/><w:sz w:val="24"/></w:rPr><w:t>本述职报告用A4纸打印并由领导签字，单位盖章，入卷存档。</w:t></w:r></w:p>
+<w:p><w:r><w:rPr><w:rFonts w:hint="default" w:eastAsia="仿宋"/><w:sz w:val="28"/></w:rPr><w:t>{content}</w:t></w:r></w:p></w:p><w:sectPr><w:headerReference r:id="rId3" w:type="default"/><w:footerReference r:id="rId4" w:type="default"/><w:pgSz w:w="11906" w:h="16838"/><w:pgMar w:top="1440" w:right="1800" w:bottom="1440" w:left="1800" w:header="851" w:footer="992" w:gutter="0"/><w:cols w:space="425" w:num="1"/><w:docGrid w:type="lines" w:linePitch="312" w:charSpace="0"/></w:sectPr></w:body></w:document>
 </file>
 
 <file path=word/footer1.xml><?xml version="1.0" encoding="utf-8"?>
